--- a/manuscript_narrative/user-oriented/supplementary/Supplementary_Note_1_prospective_validation.docx
+++ b/manuscript_narrative/user-oriented/supplementary/Supplementary_Note_1_prospective_validation.docx
@@ -330,6 +330,39 @@
           <w:rFonts w:ascii="Arial" w:cs="Arial" w:eastAsia="Arial" w:hAnsi="Arial"/>
         </w:rPr>
         <w:t xml:space="preserve"> Standardize output summaries and remove arm labels while retaining scientific information. Record reviewers' arm guesses. Trace review is partially blinded because provenance structure can reveal the arm. A separate usability assessment uses authentic records; it cannot be fully blinded.</w:t>
+      </w:r>
+    </w:p>
+    <w:p>
+      <w:pPr>
+        <w:spacing w:after="160" w:line="360"/>
+      </w:pPr>
+      <w:r>
+        <w:rPr>
+          <w:rFonts w:ascii="Arial" w:cs="Arial" w:eastAsia="Arial" w:hAnsi="Arial"/>
+          <w:b/>
+          <w:bCs/>
+        </w:rPr>
+        <w:t xml:space="preserve">Packets.</w:t>
+      </w:r>
+      <w:r>
+        <w:rPr>
+          <w:rFonts w:ascii="Arial" w:cs="Arial" w:eastAsia="Arial" w:hAnsi="Arial"/>
+        </w:rPr>
+        <w:t xml:space="preserve"> </w:t>
+      </w:r>
+      <w:r>
+        <w:rPr>
+          <w:rFonts w:ascii="Courier New" w:cs="Courier New" w:eastAsia="Courier New" w:hAnsi="Courier New"/>
+          <w:sz w:val="20"/>
+          <w:szCs w:val="20"/>
+        </w:rPr>
+        <w:t xml:space="preserve">user-oriented/review/make_review_packets.py</w:t>
+      </w:r>
+      <w:r>
+        <w:rPr>
+          <w:rFonts w:ascii="Arial" w:cs="Arial" w:eastAsia="Arial" w:hAnsi="Arial"/>
+        </w:rPr>
+        <w:t xml:space="preserve"> in the code release generates blinded packets for the archived runs. It covers all discordant sets plus up to five concordant sets per benchmark × arm × stratum (660 runs in 95 tasks), with inclusion probabilities, a 20-run arm-guess pilot and 30 audit-verification cases. Because packets reveal benchmark references, they are written outside the repository. No review has been performed.</w:t>
       </w:r>
     </w:p>
     <w:p>
